--- a/Documentacion/Informe de Diseño Arquitectónico bajo el Modelo 4+1_ Sistema de Gestión y Ventas Cosarbo.docx
+++ b/Documentacion/Informe de Diseño Arquitectónico bajo el Modelo 4+1_ Sistema de Gestión y Ventas Cosarbo.docx
@@ -1352,38 +1352,6 @@
           <w:b/>
           <w:bCs/>
         </w:rPr>
-        <w:t>FormularioContacto</w:t>
-      </w:r>
-      <w:proofErr w:type="spellEnd"/>
-      <w:r>
-        <w:rPr>
-          <w:rFonts w:ascii="Calibri" w:eastAsia="Calibri" w:hAnsi="Calibri" w:cs="Calibri"/>
-          <w:b/>
-          <w:bCs/>
-        </w:rPr>
-        <w:t>:</w:t>
-      </w:r>
-      <w:r>
-        <w:rPr>
-          <w:rFonts w:ascii="Calibri" w:eastAsia="Calibri" w:hAnsi="Calibri" w:cs="Calibri"/>
-        </w:rPr>
-        <w:t xml:space="preserve"> Renderiza los campos de nombre, correo y contenido para soporte.</w:t>
-      </w:r>
-    </w:p>
-    <w:p>
-      <w:pPr>
-        <w:numPr>
-          <w:ilvl w:val="0"/>
-          <w:numId w:val="4"/>
-        </w:numPr>
-      </w:pPr>
-      <w:proofErr w:type="spellStart"/>
-      <w:r>
-        <w:rPr>
-          <w:rFonts w:ascii="Calibri" w:eastAsia="Calibri" w:hAnsi="Calibri" w:cs="Calibri"/>
-          <w:b/>
-          <w:bCs/>
-        </w:rPr>
         <w:t>AdminDashboard</w:t>
       </w:r>
       <w:proofErr w:type="spellEnd"/>
@@ -1438,21 +1406,7 @@
         <w:rPr>
           <w:rFonts w:ascii="Arial Unicode MS" w:eastAsia="Arial Unicode MS" w:hAnsi="Arial Unicode MS" w:cs="Arial Unicode MS"/>
         </w:rPr>
-        <w:t xml:space="preserve">Usuario (1) </w:t>
-      </w:r>
-      <w:proofErr w:type="gramStart"/>
-      <w:r>
-        <w:rPr>
-          <w:rFonts w:ascii="Arial Unicode MS" w:eastAsia="Arial Unicode MS" w:hAnsi="Arial Unicode MS" w:cs="Arial Unicode MS"/>
-        </w:rPr>
-        <w:t>→(</w:t>
-      </w:r>
-      <w:proofErr w:type="gramEnd"/>
-      <w:r>
-        <w:rPr>
-          <w:rFonts w:ascii="Arial Unicode MS" w:eastAsia="Arial Unicode MS" w:hAnsi="Arial Unicode MS" w:cs="Arial Unicode MS"/>
-        </w:rPr>
-        <w:t xml:space="preserve">1) </w:t>
+        <w:t xml:space="preserve">Usuario (1) →(1) </w:t>
       </w:r>
       <w:r>
         <w:t>Carrito: Un cliente tiene un carrito de compras activo para la simulación de su pedido.</w:t>
@@ -1481,28 +1435,6 @@
       <w:proofErr w:type="spellEnd"/>
       <w:r>
         <w:t>: Un carrito puede contener múltiples productos o servicios seleccionados.</w:t>
-      </w:r>
-    </w:p>
-    <w:p>
-      <w:pPr>
-        <w:numPr>
-          <w:ilvl w:val="0"/>
-          <w:numId w:val="5"/>
-        </w:numPr>
-      </w:pPr>
-      <w:r>
-        <w:rPr>
-          <w:rFonts w:ascii="Arial Unicode MS" w:eastAsia="Arial Unicode MS" w:hAnsi="Arial Unicode MS" w:cs="Arial Unicode MS"/>
-        </w:rPr>
-        <w:t xml:space="preserve">Usuario (1) →(N) </w:t>
-      </w:r>
-      <w:proofErr w:type="spellStart"/>
-      <w:r>
-        <w:t>ticketContacto</w:t>
-      </w:r>
-      <w:proofErr w:type="spellEnd"/>
-      <w:r>
-        <w:t>: Un cliente puede generar múltiples consultas a través de la página de contacto.</w:t>
       </w:r>
     </w:p>
     <w:p>
@@ -1577,10 +1509,10 @@
         </w:rPr>
         <w:lastRenderedPageBreak/>
         <w:drawing>
-          <wp:inline distT="0" distB="0" distL="0" distR="0" wp14:anchorId="260CF5CF" wp14:editId="2EB3518D">
-            <wp:extent cx="7537450" cy="5326886"/>
-            <wp:effectExtent l="0" t="0" r="6350" b="7620"/>
-            <wp:docPr id="2097086936" name="Imagen 1"/>
+          <wp:inline distT="0" distB="0" distL="0" distR="0" wp14:anchorId="18B7428E" wp14:editId="6E70B26E">
+            <wp:extent cx="7467600" cy="5587674"/>
+            <wp:effectExtent l="0" t="0" r="0" b="0"/>
+            <wp:docPr id="707503953" name="Imagen 1"/>
             <wp:cNvGraphicFramePr>
               <a:graphicFrameLocks xmlns:a="http://schemas.openxmlformats.org/drawingml/2006/main" noChangeAspect="1"/>
             </wp:cNvGraphicFramePr>
@@ -1609,7 +1541,7 @@
                   <pic:spPr bwMode="auto">
                     <a:xfrm>
                       <a:off x="0" y="0"/>
-                      <a:ext cx="7557069" cy="5340751"/>
+                      <a:ext cx="7477252" cy="5594896"/>
                     </a:xfrm>
                     <a:prstGeom prst="rect">
                       <a:avLst/>
@@ -1650,82 +1582,56 @@
         <w:lastRenderedPageBreak/>
         <w:t>5. Casos de uso</w:t>
       </w:r>
-    </w:p>
-    <w:p>
-      <w:pPr>
-        <w:pStyle w:val="Ttulo3"/>
-        <w:ind w:firstLine="720"/>
-        <w:rPr>
-          <w:rFonts w:ascii="Calibri" w:eastAsia="Calibri" w:hAnsi="Calibri" w:cs="Calibri"/>
-        </w:rPr>
-      </w:pPr>
       <w:bookmarkStart w:id="14" w:name="_wzpqu43r2akj" w:colFirst="0" w:colLast="0"/>
+      <w:bookmarkStart w:id="15" w:name="_okzq0sm60afx" w:colFirst="0" w:colLast="0"/>
       <w:bookmarkEnd w:id="14"/>
-      <w:r>
-        <w:rPr>
-          <w:rFonts w:ascii="Calibri" w:eastAsia="Calibri" w:hAnsi="Calibri" w:cs="Calibri"/>
-        </w:rPr>
-        <w:t xml:space="preserve">1 </w:t>
-      </w:r>
-      <w:proofErr w:type="gramStart"/>
-      <w:r>
-        <w:rPr>
-          <w:rFonts w:ascii="Calibri" w:eastAsia="Calibri" w:hAnsi="Calibri" w:cs="Calibri"/>
-        </w:rPr>
-        <w:t>Actor</w:t>
-      </w:r>
-      <w:proofErr w:type="gramEnd"/>
-      <w:r>
-        <w:rPr>
-          <w:rFonts w:ascii="Calibri" w:eastAsia="Calibri" w:hAnsi="Calibri" w:cs="Calibri"/>
-        </w:rPr>
-        <w:t xml:space="preserve"> Usuario:</w:t>
-      </w:r>
-    </w:p>
-    <w:p>
-      <w:pPr>
-        <w:spacing w:after="200"/>
-        <w:jc w:val="both"/>
-        <w:rPr>
-          <w:rFonts w:ascii="Calibri" w:eastAsia="Calibri" w:hAnsi="Calibri" w:cs="Calibri"/>
-        </w:rPr>
-      </w:pPr>
-      <w:bookmarkStart w:id="15" w:name="_okzq0sm60afx" w:colFirst="0" w:colLast="0"/>
       <w:bookmarkEnd w:id="15"/>
       <w:r>
         <w:rPr>
-          <w:rFonts w:ascii="Calibri" w:eastAsia="Calibri" w:hAnsi="Calibri" w:cs="Calibri"/>
           <w:noProof/>
         </w:rPr>
         <w:drawing>
-          <wp:inline distT="114300" distB="114300" distL="114300" distR="114300" wp14:anchorId="4E55C766" wp14:editId="4BCF71F0">
-            <wp:extent cx="5191125" cy="6181725"/>
-            <wp:effectExtent l="0" t="0" r="0" b="0"/>
-            <wp:docPr id="5" name="image12.png"/>
-            <wp:cNvGraphicFramePr/>
+          <wp:inline distT="0" distB="0" distL="0" distR="0" wp14:anchorId="0D601205" wp14:editId="268EE790">
+            <wp:extent cx="5868921" cy="7252138"/>
+            <wp:effectExtent l="0" t="0" r="0" b="6350"/>
+            <wp:docPr id="1892559664" name="Imagen 2"/>
+            <wp:cNvGraphicFramePr>
+              <a:graphicFrameLocks xmlns:a="http://schemas.openxmlformats.org/drawingml/2006/main" noChangeAspect="1"/>
+            </wp:cNvGraphicFramePr>
             <a:graphic xmlns:a="http://schemas.openxmlformats.org/drawingml/2006/main">
               <a:graphicData uri="http://schemas.openxmlformats.org/drawingml/2006/picture">
                 <pic:pic xmlns:pic="http://schemas.openxmlformats.org/drawingml/2006/picture">
                   <pic:nvPicPr>
-                    <pic:cNvPr id="0" name="image12.png"/>
-                    <pic:cNvPicPr preferRelativeResize="0"/>
+                    <pic:cNvPr id="0" name="Picture 3"/>
+                    <pic:cNvPicPr>
+                      <a:picLocks noChangeAspect="1" noChangeArrowheads="1"/>
+                    </pic:cNvPicPr>
                   </pic:nvPicPr>
                   <pic:blipFill>
-                    <a:blip r:embed="rId10"/>
+                    <a:blip r:embed="rId10">
+                      <a:extLst>
+                        <a:ext uri="{28A0092B-C50C-407E-A947-70E740481C1C}">
+                          <a14:useLocalDpi xmlns:a14="http://schemas.microsoft.com/office/drawing/2010/main" val="0"/>
+                        </a:ext>
+                      </a:extLst>
+                    </a:blip>
                     <a:srcRect/>
                     <a:stretch>
                       <a:fillRect/>
                     </a:stretch>
                   </pic:blipFill>
-                  <pic:spPr>
+                  <pic:spPr bwMode="auto">
                     <a:xfrm>
                       <a:off x="0" y="0"/>
-                      <a:ext cx="5191125" cy="6181725"/>
+                      <a:ext cx="5880145" cy="7266008"/>
                     </a:xfrm>
                     <a:prstGeom prst="rect">
                       <a:avLst/>
                     </a:prstGeom>
-                    <a:ln/>
+                    <a:noFill/>
+                    <a:ln>
+                      <a:noFill/>
+                    </a:ln>
                   </pic:spPr>
                 </pic:pic>
               </a:graphicData>
@@ -1737,92 +1643,14 @@
     <w:p>
       <w:pPr>
         <w:pStyle w:val="Ttulo3"/>
-        <w:ind w:firstLine="720"/>
-        <w:rPr>
-          <w:rFonts w:ascii="Calibri" w:eastAsia="Calibri" w:hAnsi="Calibri" w:cs="Calibri"/>
-        </w:rPr>
-        <w:sectPr>
-          <w:pgSz w:w="11909" w:h="16834"/>
-          <w:pgMar w:top="1440" w:right="1440" w:bottom="1440" w:left="1440" w:header="720" w:footer="720" w:gutter="0"/>
-          <w:cols w:space="720"/>
-        </w:sectPr>
+        <w:rPr>
+          <w:rFonts w:ascii="Calibri" w:eastAsia="Calibri" w:hAnsi="Calibri" w:cs="Calibri"/>
+        </w:rPr>
       </w:pPr>
       <w:bookmarkStart w:id="16" w:name="_3i0r3rj89r6p" w:colFirst="0" w:colLast="0"/>
+      <w:bookmarkStart w:id="17" w:name="_dhl7rekskz5v" w:colFirst="0" w:colLast="0"/>
       <w:bookmarkEnd w:id="16"/>
-    </w:p>
-    <w:p>
-      <w:pPr>
-        <w:pStyle w:val="Ttulo3"/>
-        <w:ind w:firstLine="720"/>
-        <w:rPr>
-          <w:rFonts w:ascii="Calibri" w:eastAsia="Calibri" w:hAnsi="Calibri" w:cs="Calibri"/>
-        </w:rPr>
-      </w:pPr>
-      <w:bookmarkStart w:id="17" w:name="_dhl7rekskz5v" w:colFirst="0" w:colLast="0"/>
       <w:bookmarkEnd w:id="17"/>
-      <w:r>
-        <w:rPr>
-          <w:rFonts w:ascii="Calibri" w:eastAsia="Calibri" w:hAnsi="Calibri" w:cs="Calibri"/>
-        </w:rPr>
-        <w:lastRenderedPageBreak/>
-        <w:t xml:space="preserve">2 </w:t>
-      </w:r>
-      <w:proofErr w:type="gramStart"/>
-      <w:r>
-        <w:rPr>
-          <w:rFonts w:ascii="Calibri" w:eastAsia="Calibri" w:hAnsi="Calibri" w:cs="Calibri"/>
-        </w:rPr>
-        <w:t>Actor</w:t>
-      </w:r>
-      <w:proofErr w:type="gramEnd"/>
-      <w:r>
-        <w:rPr>
-          <w:rFonts w:ascii="Calibri" w:eastAsia="Calibri" w:hAnsi="Calibri" w:cs="Calibri"/>
-        </w:rPr>
-        <w:t xml:space="preserve"> Administrador:</w:t>
-      </w:r>
-    </w:p>
-    <w:p>
-      <w:r>
-        <w:rPr>
-          <w:noProof/>
-        </w:rPr>
-        <w:drawing>
-          <wp:inline distT="114300" distB="114300" distL="114300" distR="114300" wp14:anchorId="7052F4E1" wp14:editId="39893CC5">
-            <wp:extent cx="5353050" cy="5772150"/>
-            <wp:effectExtent l="0" t="0" r="0" b="0"/>
-            <wp:docPr id="11" name="image8.png"/>
-            <wp:cNvGraphicFramePr/>
-            <a:graphic xmlns:a="http://schemas.openxmlformats.org/drawingml/2006/main">
-              <a:graphicData uri="http://schemas.openxmlformats.org/drawingml/2006/picture">
-                <pic:pic xmlns:pic="http://schemas.openxmlformats.org/drawingml/2006/picture">
-                  <pic:nvPicPr>
-                    <pic:cNvPr id="0" name="image8.png"/>
-                    <pic:cNvPicPr preferRelativeResize="0"/>
-                  </pic:nvPicPr>
-                  <pic:blipFill>
-                    <a:blip r:embed="rId11"/>
-                    <a:srcRect/>
-                    <a:stretch>
-                      <a:fillRect/>
-                    </a:stretch>
-                  </pic:blipFill>
-                  <pic:spPr>
-                    <a:xfrm>
-                      <a:off x="0" y="0"/>
-                      <a:ext cx="5353050" cy="5772150"/>
-                    </a:xfrm>
-                    <a:prstGeom prst="rect">
-                      <a:avLst/>
-                    </a:prstGeom>
-                    <a:ln/>
-                  </pic:spPr>
-                </pic:pic>
-              </a:graphicData>
-            </a:graphic>
-          </wp:inline>
-        </w:drawing>
-      </w:r>
     </w:p>
     <w:p>
       <w:pPr>
@@ -1960,7 +1788,7 @@
                     <pic:cNvPicPr preferRelativeResize="0"/>
                   </pic:nvPicPr>
                   <pic:blipFill>
-                    <a:blip r:embed="rId12"/>
+                    <a:blip r:embed="rId11"/>
                     <a:srcRect/>
                     <a:stretch>
                       <a:fillRect/>
@@ -2169,15 +1997,7 @@
       </w:r>
       <w:proofErr w:type="spellEnd"/>
       <w:r>
-        <w:t xml:space="preserve"> </w:t>
-      </w:r>
-      <w:proofErr w:type="gramStart"/>
-      <w:r>
-        <w:t>la peticiones</w:t>
-      </w:r>
-      <w:proofErr w:type="gramEnd"/>
-      <w:r>
-        <w:t xml:space="preserve"> al </w:t>
+        <w:t xml:space="preserve"> la peticiones al </w:t>
       </w:r>
       <w:proofErr w:type="spellStart"/>
       <w:r>
@@ -2336,7 +2156,7 @@
                     <pic:cNvPicPr preferRelativeResize="0"/>
                   </pic:nvPicPr>
                   <pic:blipFill>
-                    <a:blip r:embed="rId13"/>
+                    <a:blip r:embed="rId12"/>
                     <a:srcRect/>
                     <a:stretch>
                       <a:fillRect/>
@@ -2597,7 +2417,6 @@
         <w:t xml:space="preserve">El controlador llama al método </w:t>
       </w:r>
       <w:proofErr w:type="spellStart"/>
-      <w:proofErr w:type="gramStart"/>
       <w:r>
         <w:t>agregarItem</w:t>
       </w:r>
@@ -2606,7 +2425,6 @@
         <w:t>(</w:t>
       </w:r>
       <w:proofErr w:type="spellStart"/>
-      <w:proofErr w:type="gramEnd"/>
       <w:r>
         <w:t>idProducto</w:t>
       </w:r>
@@ -2731,17 +2549,12 @@
         <w:t xml:space="preserve">Se ejecuta la lógica de </w:t>
       </w:r>
       <w:proofErr w:type="spellStart"/>
-      <w:proofErr w:type="gramStart"/>
       <w:r>
         <w:t>calcularValor</w:t>
       </w:r>
       <w:proofErr w:type="spellEnd"/>
       <w:r>
-        <w:t>(</w:t>
-      </w:r>
-      <w:proofErr w:type="gramEnd"/>
-      <w:r>
-        <w:t>) y actualiza el objeto Carrito.</w:t>
+        <w:t>() y actualiza el objeto Carrito.</w:t>
       </w:r>
     </w:p>
     <w:p>
@@ -2810,7 +2623,7 @@
                     <pic:cNvPicPr preferRelativeResize="0"/>
                   </pic:nvPicPr>
                   <pic:blipFill>
-                    <a:blip r:embed="rId14"/>
+                    <a:blip r:embed="rId13"/>
                     <a:srcRect/>
                     <a:stretch>
                       <a:fillRect/>

--- a/Documentacion/Informe de Diseño Arquitectónico bajo el Modelo 4+1_ Sistema de Gestión y Ventas Cosarbo.docx
+++ b/Documentacion/Informe de Diseño Arquitectónico bajo el Modelo 4+1_ Sistema de Gestión y Ventas Cosarbo.docx
@@ -83,25 +83,7 @@
                 <w:sz w:val="80"/>
                 <w:szCs w:val="80"/>
               </w:rPr>
-              <w:t xml:space="preserve">"Informe de Diseño Arquitectónico bajo el Modelo 4+1: Sistema de Gestión y Ventas </w:t>
-            </w:r>
-            <w:proofErr w:type="spellStart"/>
-            <w:r>
-              <w:rPr>
-                <w:rFonts w:ascii="Calibri" w:eastAsia="Calibri" w:hAnsi="Calibri" w:cs="Calibri"/>
-                <w:sz w:val="80"/>
-                <w:szCs w:val="80"/>
-              </w:rPr>
-              <w:t>Cosarbo</w:t>
-            </w:r>
-            <w:proofErr w:type="spellEnd"/>
-            <w:r>
-              <w:rPr>
-                <w:rFonts w:ascii="Calibri" w:eastAsia="Calibri" w:hAnsi="Calibri" w:cs="Calibri"/>
-                <w:sz w:val="80"/>
-                <w:szCs w:val="80"/>
-              </w:rPr>
-              <w:t>"</w:t>
+              <w:t>"Informe de Diseño Arquitectónico bajo el Modelo 4+1: Sistema de Gestión y Ventas Cosarbo"</w:t>
             </w:r>
           </w:p>
         </w:tc>
@@ -137,20 +119,8 @@
                 <w:sz w:val="44"/>
                 <w:szCs w:val="44"/>
               </w:rPr>
-              <w:t xml:space="preserve">Proyecto: Digitalización de </w:t>
+              <w:t>Proyecto: Digitalización de Cosarbo</w:t>
             </w:r>
-            <w:proofErr w:type="spellStart"/>
-            <w:r>
-              <w:rPr>
-                <w:rFonts w:ascii="Calibri" w:eastAsia="Calibri" w:hAnsi="Calibri" w:cs="Calibri"/>
-                <w:i/>
-                <w:iCs/>
-                <w:sz w:val="44"/>
-                <w:szCs w:val="44"/>
-              </w:rPr>
-              <w:t>Cosarbo</w:t>
-            </w:r>
-            <w:proofErr w:type="spellEnd"/>
           </w:p>
         </w:tc>
       </w:tr>
@@ -682,29 +652,7 @@
           <w:sz w:val="28"/>
           <w:szCs w:val="28"/>
         </w:rPr>
-        <w:t xml:space="preserve">2. Diagrama de Clases: Capa </w:t>
-      </w:r>
-      <w:proofErr w:type="spellStart"/>
-      <w:r>
-        <w:rPr>
-          <w:rFonts w:ascii="Calibri" w:eastAsia="Calibri" w:hAnsi="Calibri" w:cs="Calibri"/>
-          <w:b/>
-          <w:bCs/>
-          <w:sz w:val="28"/>
-          <w:szCs w:val="28"/>
-        </w:rPr>
-        <w:t>Backend</w:t>
-      </w:r>
-      <w:proofErr w:type="spellEnd"/>
-      <w:r>
-        <w:rPr>
-          <w:rFonts w:ascii="Calibri" w:eastAsia="Calibri" w:hAnsi="Calibri" w:cs="Calibri"/>
-          <w:b/>
-          <w:bCs/>
-          <w:sz w:val="28"/>
-          <w:szCs w:val="28"/>
-        </w:rPr>
-        <w:t xml:space="preserve"> (Spring Boot / Java)</w:t>
+        <w:t>2. Diagrama de Clases: Capa Backend (Spring Boot / Java)</w:t>
       </w:r>
     </w:p>
     <w:p>
@@ -719,49 +667,7 @@
         <w:rPr>
           <w:rFonts w:ascii="Calibri" w:eastAsia="Calibri" w:hAnsi="Calibri" w:cs="Calibri"/>
         </w:rPr>
-        <w:t xml:space="preserve">El </w:t>
-      </w:r>
-      <w:proofErr w:type="spellStart"/>
-      <w:r>
-        <w:rPr>
-          <w:rFonts w:ascii="Calibri" w:eastAsia="Calibri" w:hAnsi="Calibri" w:cs="Calibri"/>
-        </w:rPr>
-        <w:t>backend</w:t>
-      </w:r>
-      <w:proofErr w:type="spellEnd"/>
-      <w:r>
-        <w:rPr>
-          <w:rFonts w:ascii="Calibri" w:eastAsia="Calibri" w:hAnsi="Calibri" w:cs="Calibri"/>
-        </w:rPr>
-        <w:t xml:space="preserve"> de </w:t>
-      </w:r>
-      <w:proofErr w:type="spellStart"/>
-      <w:r>
-        <w:rPr>
-          <w:rFonts w:ascii="Calibri" w:eastAsia="Calibri" w:hAnsi="Calibri" w:cs="Calibri"/>
-        </w:rPr>
-        <w:t>Cosarbo</w:t>
-      </w:r>
-      <w:proofErr w:type="spellEnd"/>
-      <w:r>
-        <w:rPr>
-          <w:rFonts w:ascii="Calibri" w:eastAsia="Calibri" w:hAnsi="Calibri" w:cs="Calibri"/>
-        </w:rPr>
-        <w:t xml:space="preserve"> sigue un patrón de diseño MVC (Modelo-Vista-Controlador) adaptado para una API REST. Las clases se dividen estructuralmente en Entidades, Repositorios (JPA/</w:t>
-      </w:r>
-      <w:proofErr w:type="spellStart"/>
-      <w:r>
-        <w:rPr>
-          <w:rFonts w:ascii="Calibri" w:eastAsia="Calibri" w:hAnsi="Calibri" w:cs="Calibri"/>
-        </w:rPr>
-        <w:t>Hibernate</w:t>
-      </w:r>
-      <w:proofErr w:type="spellEnd"/>
-      <w:r>
-        <w:rPr>
-          <w:rFonts w:ascii="Calibri" w:eastAsia="Calibri" w:hAnsi="Calibri" w:cs="Calibri"/>
-        </w:rPr>
-        <w:t>), Servicios y Controladores.</w:t>
+        <w:t>El backend de Cosarbo sigue un patrón de diseño MVC (Modelo-Vista-Controlador) adaptado para una API REST. Las clases se dividen estructuralmente en Entidades, Repositorios (JPA/Hibernate), Servicios y Controladores.</w:t>
       </w:r>
     </w:p>
     <w:p>
@@ -778,35 +684,7 @@
         <w:rPr>
           <w:rFonts w:ascii="Calibri" w:eastAsia="Calibri" w:hAnsi="Calibri" w:cs="Calibri"/>
         </w:rPr>
-        <w:t>2.1. Paquete de Entidades (</w:t>
-      </w:r>
-      <w:proofErr w:type="spellStart"/>
-      <w:r>
-        <w:rPr>
-          <w:rFonts w:ascii="Calibri" w:eastAsia="Calibri" w:hAnsi="Calibri" w:cs="Calibri"/>
-        </w:rPr>
-        <w:t>Entities</w:t>
-      </w:r>
-      <w:proofErr w:type="spellEnd"/>
-      <w:r>
-        <w:rPr>
-          <w:rFonts w:ascii="Calibri" w:eastAsia="Calibri" w:hAnsi="Calibri" w:cs="Calibri"/>
-        </w:rPr>
-        <w:t xml:space="preserve"> / </w:t>
-      </w:r>
-      <w:proofErr w:type="spellStart"/>
-      <w:r>
-        <w:rPr>
-          <w:rFonts w:ascii="Calibri" w:eastAsia="Calibri" w:hAnsi="Calibri" w:cs="Calibri"/>
-        </w:rPr>
-        <w:t>Models</w:t>
-      </w:r>
-      <w:proofErr w:type="spellEnd"/>
-      <w:r>
-        <w:rPr>
-          <w:rFonts w:ascii="Calibri" w:eastAsia="Calibri" w:hAnsi="Calibri" w:cs="Calibri"/>
-        </w:rPr>
-        <w:t>)</w:t>
+        <w:t>2.1. Paquete de Entidades (Entities / Models)</w:t>
       </w:r>
     </w:p>
     <w:p>
@@ -944,21 +822,7 @@
           <w:rFonts w:ascii="Calibri" w:eastAsia="Calibri" w:hAnsi="Calibri" w:cs="Calibri"/>
         </w:rPr>
         <w:lastRenderedPageBreak/>
-        <w:t xml:space="preserve">2.2. Paquete de Servicios (Business </w:t>
-      </w:r>
-      <w:proofErr w:type="spellStart"/>
-      <w:r>
-        <w:rPr>
-          <w:rFonts w:ascii="Calibri" w:eastAsia="Calibri" w:hAnsi="Calibri" w:cs="Calibri"/>
-        </w:rPr>
-        <w:t>logic</w:t>
-      </w:r>
-      <w:proofErr w:type="spellEnd"/>
-      <w:r>
-        <w:rPr>
-          <w:rFonts w:ascii="Calibri" w:eastAsia="Calibri" w:hAnsi="Calibri" w:cs="Calibri"/>
-        </w:rPr>
-        <w:t>)</w:t>
+        <w:t>2.2. Paquete de Servicios (Business logic)</w:t>
       </w:r>
     </w:p>
     <w:p>
@@ -985,33 +849,11 @@
           <w:rFonts w:ascii="Calibri" w:eastAsia="Calibri" w:hAnsi="Calibri" w:cs="Calibri"/>
         </w:rPr>
       </w:pPr>
-      <w:proofErr w:type="spellStart"/>
-      <w:r>
-        <w:rPr>
-          <w:rFonts w:ascii="Calibri" w:eastAsia="Calibri" w:hAnsi="Calibri" w:cs="Calibri"/>
-        </w:rPr>
-        <w:t>AuthService</w:t>
-      </w:r>
-      <w:proofErr w:type="spellEnd"/>
-      <w:r>
-        <w:rPr>
-          <w:rFonts w:ascii="Calibri" w:eastAsia="Calibri" w:hAnsi="Calibri" w:cs="Calibri"/>
-        </w:rPr>
-        <w:t>: Maneja la autenticidad y generación de JWT (</w:t>
-      </w:r>
-      <w:proofErr w:type="spellStart"/>
-      <w:r>
-        <w:rPr>
-          <w:rFonts w:ascii="Calibri" w:eastAsia="Calibri" w:hAnsi="Calibri" w:cs="Calibri"/>
-        </w:rPr>
-        <w:t>Json</w:t>
-      </w:r>
-      <w:proofErr w:type="spellEnd"/>
-      <w:r>
-        <w:rPr>
-          <w:rFonts w:ascii="Calibri" w:eastAsia="Calibri" w:hAnsi="Calibri" w:cs="Calibri"/>
-        </w:rPr>
-        <w:t xml:space="preserve"> Web Tokens)</w:t>
+      <w:r>
+        <w:rPr>
+          <w:rFonts w:ascii="Calibri" w:eastAsia="Calibri" w:hAnsi="Calibri" w:cs="Calibri"/>
+        </w:rPr>
+        <w:t>AuthService: Maneja la autenticidad y generación de JWT (Json Web Tokens)</w:t>
       </w:r>
     </w:p>
     <w:p>
@@ -1024,19 +866,11 @@
           <w:rFonts w:ascii="Calibri" w:eastAsia="Calibri" w:hAnsi="Calibri" w:cs="Calibri"/>
         </w:rPr>
       </w:pPr>
-      <w:proofErr w:type="spellStart"/>
-      <w:r>
-        <w:rPr>
-          <w:rFonts w:ascii="Calibri" w:eastAsia="Calibri" w:hAnsi="Calibri" w:cs="Calibri"/>
-        </w:rPr>
-        <w:t>ProductoService</w:t>
-      </w:r>
-      <w:proofErr w:type="spellEnd"/>
-      <w:r>
-        <w:rPr>
-          <w:rFonts w:ascii="Calibri" w:eastAsia="Calibri" w:hAnsi="Calibri" w:cs="Calibri"/>
-        </w:rPr>
-        <w:t>: Implementa la lógica del CRUD para amigurumis y servicios.</w:t>
+      <w:r>
+        <w:rPr>
+          <w:rFonts w:ascii="Calibri" w:eastAsia="Calibri" w:hAnsi="Calibri" w:cs="Calibri"/>
+        </w:rPr>
+        <w:t>ProductoService: Implementa la lógica del CRUD para amigurumis y servicios.</w:t>
       </w:r>
     </w:p>
     <w:p>
@@ -1049,19 +883,11 @@
           <w:rFonts w:ascii="Calibri" w:eastAsia="Calibri" w:hAnsi="Calibri" w:cs="Calibri"/>
         </w:rPr>
       </w:pPr>
-      <w:proofErr w:type="spellStart"/>
-      <w:r>
-        <w:rPr>
-          <w:rFonts w:ascii="Calibri" w:eastAsia="Calibri" w:hAnsi="Calibri" w:cs="Calibri"/>
-        </w:rPr>
-        <w:t>CarritoService</w:t>
-      </w:r>
-      <w:proofErr w:type="spellEnd"/>
-      <w:r>
-        <w:rPr>
-          <w:rFonts w:ascii="Calibri" w:eastAsia="Calibri" w:hAnsi="Calibri" w:cs="Calibri"/>
-        </w:rPr>
-        <w:t>: Procesa la suma de productos, simulación de compra e integración del catálogo.</w:t>
+      <w:r>
+        <w:rPr>
+          <w:rFonts w:ascii="Calibri" w:eastAsia="Calibri" w:hAnsi="Calibri" w:cs="Calibri"/>
+        </w:rPr>
+        <w:t>CarritoService: Procesa la suma de productos, simulación de compra e integración del catálogo.</w:t>
       </w:r>
     </w:p>
     <w:p>
@@ -1099,29 +925,7 @@
           <w:sz w:val="28"/>
           <w:szCs w:val="28"/>
         </w:rPr>
-        <w:t xml:space="preserve">3. Diagrama de Componentes/Clases: Capa </w:t>
-      </w:r>
-      <w:proofErr w:type="spellStart"/>
-      <w:r>
-        <w:rPr>
-          <w:rFonts w:ascii="Calibri" w:eastAsia="Calibri" w:hAnsi="Calibri" w:cs="Calibri"/>
-          <w:b/>
-          <w:bCs/>
-          <w:sz w:val="28"/>
-          <w:szCs w:val="28"/>
-        </w:rPr>
-        <w:t>Backend</w:t>
-      </w:r>
-      <w:proofErr w:type="spellEnd"/>
-      <w:r>
-        <w:rPr>
-          <w:rFonts w:ascii="Calibri" w:eastAsia="Calibri" w:hAnsi="Calibri" w:cs="Calibri"/>
-          <w:b/>
-          <w:bCs/>
-          <w:sz w:val="28"/>
-          <w:szCs w:val="28"/>
-        </w:rPr>
-        <w:t xml:space="preserve"> (Spring Boot / Java)</w:t>
+        <w:t>3. Diagrama de Componentes/Clases: Capa Backend (Spring Boot / Java)</w:t>
       </w:r>
     </w:p>
     <w:p>
@@ -1131,61 +935,19 @@
           <w:numId w:val="4"/>
         </w:numPr>
       </w:pPr>
-      <w:proofErr w:type="spellStart"/>
-      <w:r>
-        <w:rPr>
-          <w:rFonts w:ascii="Calibri" w:eastAsia="Calibri" w:hAnsi="Calibri" w:cs="Calibri"/>
-          <w:b/>
-          <w:bCs/>
-        </w:rPr>
-        <w:t>NavBar</w:t>
-      </w:r>
-      <w:proofErr w:type="spellEnd"/>
-      <w:r>
-        <w:rPr>
-          <w:rFonts w:ascii="Calibri" w:eastAsia="Calibri" w:hAnsi="Calibri" w:cs="Calibri"/>
-          <w:b/>
-          <w:bCs/>
-        </w:rPr>
-        <w:t xml:space="preserve"> / </w:t>
-      </w:r>
-      <w:proofErr w:type="spellStart"/>
-      <w:r>
-        <w:rPr>
-          <w:rFonts w:ascii="Calibri" w:eastAsia="Calibri" w:hAnsi="Calibri" w:cs="Calibri"/>
-          <w:b/>
-          <w:bCs/>
-        </w:rPr>
-        <w:t>MenuSuperior</w:t>
-      </w:r>
-      <w:proofErr w:type="spellEnd"/>
-      <w:r>
-        <w:rPr>
-          <w:rFonts w:ascii="Calibri" w:eastAsia="Calibri" w:hAnsi="Calibri" w:cs="Calibri"/>
-          <w:b/>
-          <w:bCs/>
-        </w:rPr>
-        <w:t>:</w:t>
-      </w:r>
-      <w:r>
-        <w:rPr>
-          <w:rFonts w:ascii="Calibri" w:eastAsia="Calibri" w:hAnsi="Calibri" w:cs="Calibri"/>
-        </w:rPr>
-        <w:t xml:space="preserve"> Contiene los enlaces de navegación, el logo de </w:t>
-      </w:r>
-      <w:proofErr w:type="spellStart"/>
-      <w:r>
-        <w:rPr>
-          <w:rFonts w:ascii="Calibri" w:eastAsia="Calibri" w:hAnsi="Calibri" w:cs="Calibri"/>
-        </w:rPr>
-        <w:t>Cosarbo</w:t>
-      </w:r>
-      <w:proofErr w:type="spellEnd"/>
-      <w:r>
-        <w:rPr>
-          <w:rFonts w:ascii="Calibri" w:eastAsia="Calibri" w:hAnsi="Calibri" w:cs="Calibri"/>
-        </w:rPr>
-        <w:t xml:space="preserve"> en la parte superior izquierda y el acceso al carrito.</w:t>
+      <w:r>
+        <w:rPr>
+          <w:rFonts w:ascii="Calibri" w:eastAsia="Calibri" w:hAnsi="Calibri" w:cs="Calibri"/>
+          <w:b/>
+          <w:bCs/>
+        </w:rPr>
+        <w:t>NavBar / MenuSuperior:</w:t>
+      </w:r>
+      <w:r>
+        <w:rPr>
+          <w:rFonts w:ascii="Calibri" w:eastAsia="Calibri" w:hAnsi="Calibri" w:cs="Calibri"/>
+        </w:rPr>
+        <w:t xml:space="preserve"> Contiene los enlaces de navegación, el logo de Cosarbo en la parte superior izquierda y el acceso al carrito.</w:t>
       </w:r>
     </w:p>
     <w:p>
@@ -1217,23 +979,13 @@
           <w:numId w:val="4"/>
         </w:numPr>
       </w:pPr>
-      <w:proofErr w:type="spellStart"/>
-      <w:r>
-        <w:rPr>
-          <w:rFonts w:ascii="Calibri" w:eastAsia="Calibri" w:hAnsi="Calibri" w:cs="Calibri"/>
-          <w:b/>
-          <w:bCs/>
-        </w:rPr>
-        <w:t>CatalogoView</w:t>
-      </w:r>
-      <w:proofErr w:type="spellEnd"/>
-      <w:r>
-        <w:rPr>
-          <w:rFonts w:ascii="Calibri" w:eastAsia="Calibri" w:hAnsi="Calibri" w:cs="Calibri"/>
-          <w:b/>
-          <w:bCs/>
-        </w:rPr>
-        <w:t>:</w:t>
+      <w:r>
+        <w:rPr>
+          <w:rFonts w:ascii="Calibri" w:eastAsia="Calibri" w:hAnsi="Calibri" w:cs="Calibri"/>
+          <w:b/>
+          <w:bCs/>
+        </w:rPr>
+        <w:t>CatalogoView:</w:t>
       </w:r>
       <w:r>
         <w:rPr>
@@ -1249,23 +1001,13 @@
           <w:numId w:val="4"/>
         </w:numPr>
       </w:pPr>
-      <w:proofErr w:type="spellStart"/>
-      <w:r>
-        <w:rPr>
-          <w:rFonts w:ascii="Calibri" w:eastAsia="Calibri" w:hAnsi="Calibri" w:cs="Calibri"/>
-          <w:b/>
-          <w:bCs/>
-        </w:rPr>
-        <w:t>ProductoCard</w:t>
-      </w:r>
-      <w:proofErr w:type="spellEnd"/>
-      <w:r>
-        <w:rPr>
-          <w:rFonts w:ascii="Calibri" w:eastAsia="Calibri" w:hAnsi="Calibri" w:cs="Calibri"/>
-          <w:b/>
-          <w:bCs/>
-        </w:rPr>
-        <w:t>:</w:t>
+      <w:r>
+        <w:rPr>
+          <w:rFonts w:ascii="Calibri" w:eastAsia="Calibri" w:hAnsi="Calibri" w:cs="Calibri"/>
+          <w:b/>
+          <w:bCs/>
+        </w:rPr>
+        <w:t>ProductoCard:</w:t>
       </w:r>
       <w:r>
         <w:rPr>
@@ -1281,23 +1023,13 @@
           <w:numId w:val="4"/>
         </w:numPr>
       </w:pPr>
-      <w:proofErr w:type="spellStart"/>
-      <w:r>
-        <w:rPr>
-          <w:rFonts w:ascii="Calibri" w:eastAsia="Calibri" w:hAnsi="Calibri" w:cs="Calibri"/>
-          <w:b/>
-          <w:bCs/>
-        </w:rPr>
-        <w:t>CuestionarioServicio</w:t>
-      </w:r>
-      <w:proofErr w:type="spellEnd"/>
-      <w:r>
-        <w:rPr>
-          <w:rFonts w:ascii="Calibri" w:eastAsia="Calibri" w:hAnsi="Calibri" w:cs="Calibri"/>
-          <w:b/>
-          <w:bCs/>
-        </w:rPr>
-        <w:t>:</w:t>
+      <w:r>
+        <w:rPr>
+          <w:rFonts w:ascii="Calibri" w:eastAsia="Calibri" w:hAnsi="Calibri" w:cs="Calibri"/>
+          <w:b/>
+          <w:bCs/>
+        </w:rPr>
+        <w:t>CuestionarioServicio:</w:t>
       </w:r>
       <w:r>
         <w:rPr>
@@ -1313,23 +1045,13 @@
           <w:numId w:val="4"/>
         </w:numPr>
       </w:pPr>
-      <w:proofErr w:type="spellStart"/>
-      <w:r>
-        <w:rPr>
-          <w:rFonts w:ascii="Calibri" w:eastAsia="Calibri" w:hAnsi="Calibri" w:cs="Calibri"/>
-          <w:b/>
-          <w:bCs/>
-        </w:rPr>
-        <w:t>CarritoModal</w:t>
-      </w:r>
-      <w:proofErr w:type="spellEnd"/>
-      <w:r>
-        <w:rPr>
-          <w:rFonts w:ascii="Calibri" w:eastAsia="Calibri" w:hAnsi="Calibri" w:cs="Calibri"/>
-          <w:b/>
-          <w:bCs/>
-        </w:rPr>
-        <w:t>:</w:t>
+      <w:r>
+        <w:rPr>
+          <w:rFonts w:ascii="Calibri" w:eastAsia="Calibri" w:hAnsi="Calibri" w:cs="Calibri"/>
+          <w:b/>
+          <w:bCs/>
+        </w:rPr>
+        <w:t>CarritoModal:</w:t>
       </w:r>
       <w:r>
         <w:rPr>
@@ -1345,23 +1067,13 @@
           <w:numId w:val="4"/>
         </w:numPr>
       </w:pPr>
-      <w:proofErr w:type="spellStart"/>
-      <w:r>
-        <w:rPr>
-          <w:rFonts w:ascii="Calibri" w:eastAsia="Calibri" w:hAnsi="Calibri" w:cs="Calibri"/>
-          <w:b/>
-          <w:bCs/>
-        </w:rPr>
-        <w:t>AdminDashboard</w:t>
-      </w:r>
-      <w:proofErr w:type="spellEnd"/>
-      <w:r>
-        <w:rPr>
-          <w:rFonts w:ascii="Calibri" w:eastAsia="Calibri" w:hAnsi="Calibri" w:cs="Calibri"/>
-          <w:b/>
-          <w:bCs/>
-        </w:rPr>
-        <w:t>:</w:t>
+      <w:r>
+        <w:rPr>
+          <w:rFonts w:ascii="Calibri" w:eastAsia="Calibri" w:hAnsi="Calibri" w:cs="Calibri"/>
+          <w:b/>
+          <w:bCs/>
+        </w:rPr>
+        <w:t>AdminDashboard:</w:t>
       </w:r>
       <w:r>
         <w:rPr>
@@ -1428,13 +1140,8 @@
         </w:rPr>
         <w:t xml:space="preserve"> (1) →(N) </w:t>
       </w:r>
-      <w:proofErr w:type="spellStart"/>
-      <w:r>
-        <w:t>itemCarrito</w:t>
-      </w:r>
-      <w:proofErr w:type="spellEnd"/>
-      <w:r>
-        <w:t>: Un carrito puede contener múltiples productos o servicios seleccionados.</w:t>
+      <w:r>
+        <w:t>itemCarrito: Un carrito puede contener múltiples productos o servicios seleccionados.</w:t>
       </w:r>
     </w:p>
     <w:p>
@@ -1444,40 +1151,17 @@
           <w:numId w:val="5"/>
         </w:numPr>
       </w:pPr>
-      <w:proofErr w:type="spellStart"/>
       <w:r>
         <w:t>itemCarrito</w:t>
       </w:r>
-      <w:proofErr w:type="spellEnd"/>
       <w:r>
         <w:rPr>
           <w:rFonts w:ascii="Arial Unicode MS" w:eastAsia="Arial Unicode MS" w:hAnsi="Arial Unicode MS" w:cs="Arial Unicode MS"/>
         </w:rPr>
         <w:t xml:space="preserve"> (1) → (1) Producto y </w:t>
       </w:r>
-      <w:proofErr w:type="spellStart"/>
-      <w:r>
-        <w:t>ServicioCostura</w:t>
-      </w:r>
-      <w:proofErr w:type="spellEnd"/>
-      <w:r>
-        <w:t xml:space="preserve">: Un </w:t>
-      </w:r>
-      <w:proofErr w:type="spellStart"/>
-      <w:r>
-        <w:t>itemCarrito</w:t>
-      </w:r>
-      <w:proofErr w:type="spellEnd"/>
-      <w:r>
-        <w:t xml:space="preserve"> pertenece a un solo Producto o </w:t>
-      </w:r>
-      <w:proofErr w:type="spellStart"/>
-      <w:r>
-        <w:t>ServicioCostura</w:t>
-      </w:r>
-      <w:proofErr w:type="spellEnd"/>
-      <w:r>
-        <w:t>.</w:t>
+      <w:r>
+        <w:t>ServicioCostura: Un itemCarrito pertenece a un solo Producto o ServicioCostura.</w:t>
       </w:r>
     </w:p>
     <w:p>
@@ -1591,10 +1275,10 @@
           <w:noProof/>
         </w:rPr>
         <w:drawing>
-          <wp:inline distT="0" distB="0" distL="0" distR="0" wp14:anchorId="0D601205" wp14:editId="268EE790">
-            <wp:extent cx="5868921" cy="7252138"/>
-            <wp:effectExtent l="0" t="0" r="0" b="6350"/>
-            <wp:docPr id="1892559664" name="Imagen 2"/>
+          <wp:inline distT="0" distB="0" distL="0" distR="0" wp14:anchorId="13F62E2B" wp14:editId="4A73AA9E">
+            <wp:extent cx="5733415" cy="7070725"/>
+            <wp:effectExtent l="0" t="0" r="635" b="0"/>
+            <wp:docPr id="1885335570" name="Imagen 2"/>
             <wp:cNvGraphicFramePr>
               <a:graphicFrameLocks xmlns:a="http://schemas.openxmlformats.org/drawingml/2006/main" noChangeAspect="1"/>
             </wp:cNvGraphicFramePr>
@@ -1623,7 +1307,7 @@
                   <pic:spPr bwMode="auto">
                     <a:xfrm>
                       <a:off x="0" y="0"/>
-                      <a:ext cx="5880145" cy="7266008"/>
+                      <a:ext cx="5733415" cy="7070725"/>
                     </a:xfrm>
                     <a:prstGeom prst="rect">
                       <a:avLst/>
@@ -1703,23 +1387,7 @@
           <w:b/>
           <w:bCs/>
         </w:rPr>
-        <w:t xml:space="preserve">Servidor </w:t>
-      </w:r>
-      <w:proofErr w:type="spellStart"/>
-      <w:r>
-        <w:rPr>
-          <w:b/>
-          <w:bCs/>
-        </w:rPr>
-        <w:t>Netlify</w:t>
-      </w:r>
-      <w:proofErr w:type="spellEnd"/>
-      <w:r>
-        <w:rPr>
-          <w:b/>
-          <w:bCs/>
-        </w:rPr>
-        <w:t>:</w:t>
+        <w:t>Servidor Netlify:</w:t>
       </w:r>
       <w:r>
         <w:t xml:space="preserve"> Host del sitio Web</w:t>
@@ -1740,15 +1408,7 @@
         <w:t>Servidor de API:</w:t>
       </w:r>
       <w:r>
-        <w:t xml:space="preserve"> El ejecutor del </w:t>
-      </w:r>
-      <w:proofErr w:type="spellStart"/>
-      <w:r>
-        <w:t>backend</w:t>
-      </w:r>
-      <w:proofErr w:type="spellEnd"/>
-      <w:r>
-        <w:t xml:space="preserve"> mediante Render </w:t>
+        <w:t xml:space="preserve"> El ejecutor del backend mediante Render </w:t>
       </w:r>
     </w:p>
     <w:p>
@@ -1857,23 +1517,7 @@
     </w:p>
     <w:p>
       <w:r>
-        <w:t xml:space="preserve">En el siguiente diagrama de componentes se visualiza la fragmentación por módulos del sistema separando la lógica de cliente-servidor y cómo se relacionan entre en el módulo </w:t>
-      </w:r>
-      <w:proofErr w:type="spellStart"/>
-      <w:r>
-        <w:t>FrontEnd</w:t>
-      </w:r>
-      <w:proofErr w:type="spellEnd"/>
-      <w:r>
-        <w:t xml:space="preserve"> y </w:t>
-      </w:r>
-      <w:proofErr w:type="spellStart"/>
-      <w:r>
-        <w:t>BackEnd</w:t>
-      </w:r>
-      <w:proofErr w:type="spellEnd"/>
-      <w:r>
-        <w:t xml:space="preserve">. </w:t>
+        <w:t xml:space="preserve">En el siguiente diagrama de componentes se visualiza la fragmentación por módulos del sistema separando la lógica de cliente-servidor y cómo se relacionan entre en el módulo FrontEnd y BackEnd. </w:t>
       </w:r>
     </w:p>
     <w:p>
@@ -1892,17 +1536,8 @@
           <w:b/>
           <w:bCs/>
         </w:rPr>
-        <w:t xml:space="preserve">Módulo </w:t>
-      </w:r>
-      <w:proofErr w:type="spellStart"/>
-      <w:r>
-        <w:rPr>
-          <w:b/>
-          <w:bCs/>
-        </w:rPr>
-        <w:t>FrontEnd</w:t>
-      </w:r>
-      <w:proofErr w:type="spellEnd"/>
+        <w:t>Módulo FrontEnd</w:t>
+      </w:r>
     </w:p>
     <w:p>
       <w:pPr>
@@ -1916,23 +1551,7 @@
           <w:b/>
           <w:bCs/>
         </w:rPr>
-        <w:t>Vistas / UI (</w:t>
-      </w:r>
-      <w:proofErr w:type="spellStart"/>
-      <w:r>
-        <w:rPr>
-          <w:b/>
-          <w:bCs/>
-        </w:rPr>
-        <w:t>React</w:t>
-      </w:r>
-      <w:proofErr w:type="spellEnd"/>
-      <w:r>
-        <w:rPr>
-          <w:b/>
-          <w:bCs/>
-        </w:rPr>
-        <w:t xml:space="preserve"> + Bootstrap):</w:t>
+        <w:t>Vistas / UI (React + Bootstrap):</w:t>
       </w:r>
       <w:r>
         <w:t xml:space="preserve"> Son las pantallas que ve el usuario</w:t>
@@ -1945,7 +1564,6 @@
           <w:numId w:val="1"/>
         </w:numPr>
       </w:pPr>
-      <w:proofErr w:type="spellStart"/>
       <w:r>
         <w:rPr>
           <w:b/>
@@ -1953,7 +1571,6 @@
         </w:rPr>
         <w:t>Assest</w:t>
       </w:r>
-      <w:proofErr w:type="spellEnd"/>
       <w:r>
         <w:t>: Carpeta de imágenes y estilos CSS</w:t>
       </w:r>
@@ -1973,37 +1590,8 @@
         <w:t>Cliente API (Axios):</w:t>
       </w:r>
       <w:r>
-        <w:t xml:space="preserve"> </w:t>
-      </w:r>
-      <w:proofErr w:type="spellStart"/>
-      <w:r>
-        <w:t>Comunicacion</w:t>
-      </w:r>
-      <w:proofErr w:type="spellEnd"/>
-      <w:r>
-        <w:t xml:space="preserve"> y </w:t>
-      </w:r>
-      <w:proofErr w:type="spellStart"/>
-      <w:r>
-        <w:t>gestion</w:t>
-      </w:r>
-      <w:proofErr w:type="spellEnd"/>
-      <w:r>
-        <w:t xml:space="preserve"> de </w:t>
-      </w:r>
-      <w:proofErr w:type="spellStart"/>
-      <w:r>
-        <w:t>de</w:t>
-      </w:r>
-      <w:proofErr w:type="spellEnd"/>
-      <w:r>
-        <w:t xml:space="preserve"> la peticiones al </w:t>
-      </w:r>
-      <w:proofErr w:type="spellStart"/>
-      <w:r>
-        <w:t>Backend</w:t>
-      </w:r>
-      <w:proofErr w:type="spellEnd"/>
+        <w:t xml:space="preserve"> Comunicacion y gestion de de la peticiones al Backend</w:t>
+      </w:r>
     </w:p>
     <w:p>
       <w:pPr>
@@ -2021,17 +1609,8 @@
           <w:b/>
           <w:bCs/>
         </w:rPr>
-        <w:t xml:space="preserve">Módulo </w:t>
-      </w:r>
-      <w:proofErr w:type="spellStart"/>
-      <w:r>
-        <w:rPr>
-          <w:b/>
-          <w:bCs/>
-        </w:rPr>
-        <w:t>Backend</w:t>
-      </w:r>
-      <w:proofErr w:type="spellEnd"/>
+        <w:t>Módulo Backend</w:t>
+      </w:r>
     </w:p>
     <w:p>
       <w:pPr>
@@ -2081,23 +1660,7 @@
           <w:b/>
           <w:bCs/>
         </w:rPr>
-        <w:t>Lógica de Negocio (</w:t>
-      </w:r>
-      <w:proofErr w:type="spellStart"/>
-      <w:r>
-        <w:rPr>
-          <w:b/>
-          <w:bCs/>
-        </w:rPr>
-        <w:t>Services</w:t>
-      </w:r>
-      <w:proofErr w:type="spellEnd"/>
-      <w:r>
-        <w:rPr>
-          <w:b/>
-          <w:bCs/>
-        </w:rPr>
-        <w:t>):</w:t>
+        <w:t>Lógica de Negocio (Services):</w:t>
       </w:r>
       <w:r>
         <w:t xml:space="preserve"> Se encuentran los cálculos de precios y stock</w:t>
@@ -2115,23 +1678,7 @@
           <w:b/>
           <w:bCs/>
         </w:rPr>
-        <w:t xml:space="preserve">Acceso a Datos (JPA / </w:t>
-      </w:r>
-      <w:proofErr w:type="spellStart"/>
-      <w:r>
-        <w:rPr>
-          <w:b/>
-          <w:bCs/>
-        </w:rPr>
-        <w:t>Hibernate</w:t>
-      </w:r>
-      <w:proofErr w:type="spellEnd"/>
-      <w:r>
-        <w:rPr>
-          <w:b/>
-          <w:bCs/>
-        </w:rPr>
-        <w:t>):</w:t>
+        <w:t>Acceso a Datos (JPA / Hibernate):</w:t>
       </w:r>
       <w:r>
         <w:t xml:space="preserve"> Componente que se comunica con la base de datos.</w:t>
@@ -2240,23 +1787,7 @@
           <w:b/>
           <w:bCs/>
         </w:rPr>
-        <w:t xml:space="preserve">Usuario -&gt; </w:t>
-      </w:r>
-      <w:proofErr w:type="spellStart"/>
-      <w:r>
-        <w:rPr>
-          <w:b/>
-          <w:bCs/>
-        </w:rPr>
-        <w:t>React</w:t>
-      </w:r>
-      <w:proofErr w:type="spellEnd"/>
-      <w:r>
-        <w:rPr>
-          <w:b/>
-          <w:bCs/>
-        </w:rPr>
-        <w:t>:</w:t>
+        <w:t>Usuario -&gt; React:</w:t>
       </w:r>
       <w:r>
         <w:t xml:space="preserve"> El usuario hace clic en “Agregar al carrito”</w:t>
@@ -2269,21 +1800,12 @@
           <w:numId w:val="2"/>
         </w:numPr>
       </w:pPr>
-      <w:proofErr w:type="spellStart"/>
-      <w:r>
-        <w:rPr>
-          <w:b/>
-          <w:bCs/>
-        </w:rPr>
-        <w:t>React</w:t>
-      </w:r>
-      <w:proofErr w:type="spellEnd"/>
-      <w:r>
-        <w:rPr>
-          <w:b/>
-          <w:bCs/>
-        </w:rPr>
-        <w:t xml:space="preserve"> -&gt; Encargado de validar el JWT (Security Filter)</w:t>
+      <w:r>
+        <w:rPr>
+          <w:b/>
+          <w:bCs/>
+        </w:rPr>
+        <w:t>React -&gt; Encargado de validar el JWT (Security Filter)</w:t>
       </w:r>
       <w:r>
         <w:t>: Envía la petición POST, incluyendo el Token JWT.</w:t>
@@ -2327,48 +1849,11 @@
           <w:b/>
           <w:bCs/>
         </w:rPr>
-        <w:t xml:space="preserve">Security </w:t>
-      </w:r>
-      <w:proofErr w:type="spellStart"/>
-      <w:r>
-        <w:rPr>
-          <w:b/>
-          <w:bCs/>
-        </w:rPr>
-        <w:t>filter</w:t>
-      </w:r>
-      <w:proofErr w:type="spellEnd"/>
-      <w:r>
-        <w:rPr>
-          <w:b/>
-          <w:bCs/>
-        </w:rPr>
-        <w:t xml:space="preserve"> -&gt; </w:t>
-      </w:r>
-      <w:proofErr w:type="spellStart"/>
-      <w:r>
-        <w:rPr>
-          <w:b/>
-          <w:bCs/>
-        </w:rPr>
-        <w:t>CarritoController</w:t>
-      </w:r>
-      <w:proofErr w:type="spellEnd"/>
-      <w:r>
-        <w:rPr>
-          <w:b/>
-          <w:bCs/>
-        </w:rPr>
-        <w:t xml:space="preserve">: </w:t>
-      </w:r>
-      <w:r>
-        <w:t xml:space="preserve">Si es válido, la petición llega al </w:t>
-      </w:r>
-      <w:proofErr w:type="spellStart"/>
-      <w:r>
-        <w:t>CarritoController</w:t>
-      </w:r>
-      <w:proofErr w:type="spellEnd"/>
+        <w:t xml:space="preserve">Security filter -&gt; CarritoController: </w:t>
+      </w:r>
+      <w:r>
+        <w:t>Si es válido, la petición llega al CarritoController</w:t>
+      </w:r>
     </w:p>
     <w:p>
       <w:pPr>
@@ -2381,56 +1866,15 @@
           <w:bCs/>
         </w:rPr>
       </w:pPr>
-      <w:proofErr w:type="spellStart"/>
-      <w:r>
-        <w:rPr>
-          <w:b/>
-          <w:bCs/>
-        </w:rPr>
-        <w:t>CarritoController</w:t>
-      </w:r>
-      <w:proofErr w:type="spellEnd"/>
-      <w:r>
-        <w:rPr>
-          <w:b/>
-          <w:bCs/>
-        </w:rPr>
-        <w:t xml:space="preserve"> -&gt; </w:t>
-      </w:r>
-      <w:proofErr w:type="spellStart"/>
-      <w:r>
-        <w:rPr>
-          <w:b/>
-          <w:bCs/>
-        </w:rPr>
-        <w:t>CarritoService</w:t>
-      </w:r>
-      <w:proofErr w:type="spellEnd"/>
-      <w:r>
-        <w:rPr>
-          <w:b/>
-          <w:bCs/>
-        </w:rPr>
-        <w:t xml:space="preserve">: </w:t>
-      </w:r>
-      <w:r>
-        <w:t xml:space="preserve">El controlador llama al método </w:t>
-      </w:r>
-      <w:proofErr w:type="spellStart"/>
-      <w:r>
-        <w:t>agregarItem</w:t>
-      </w:r>
-      <w:proofErr w:type="spellEnd"/>
-      <w:r>
-        <w:t>(</w:t>
-      </w:r>
-      <w:proofErr w:type="spellStart"/>
-      <w:r>
-        <w:t>idProducto</w:t>
-      </w:r>
-      <w:proofErr w:type="spellEnd"/>
-      <w:r>
-        <w:t>, cantidad)</w:t>
+      <w:r>
+        <w:rPr>
+          <w:b/>
+          <w:bCs/>
+        </w:rPr>
+        <w:t xml:space="preserve">CarritoController -&gt; CarritoService: </w:t>
+      </w:r>
+      <w:r>
+        <w:t>El controlador llama al método agregarItem(idProducto, cantidad)</w:t>
       </w:r>
     </w:p>
     <w:p>
@@ -2444,21 +1888,12 @@
           <w:bCs/>
         </w:rPr>
       </w:pPr>
-      <w:proofErr w:type="spellStart"/>
-      <w:r>
-        <w:rPr>
-          <w:b/>
-          <w:bCs/>
-        </w:rPr>
-        <w:t>CarritoService</w:t>
-      </w:r>
-      <w:proofErr w:type="spellEnd"/>
-      <w:r>
-        <w:rPr>
-          <w:b/>
-          <w:bCs/>
-        </w:rPr>
-        <w:t xml:space="preserve"> -&gt; MySQL: </w:t>
+      <w:r>
+        <w:rPr>
+          <w:b/>
+          <w:bCs/>
+        </w:rPr>
+        <w:t xml:space="preserve">CarritoService -&gt; MySQL: </w:t>
       </w:r>
       <w:r>
         <w:t>El servicio consulta a la base de datos si hay stock disponible del producto</w:t>
@@ -2480,23 +1915,7 @@
           <w:b/>
           <w:bCs/>
         </w:rPr>
-        <w:t xml:space="preserve">MySQL -&gt; </w:t>
-      </w:r>
-      <w:proofErr w:type="spellStart"/>
-      <w:r>
-        <w:rPr>
-          <w:b/>
-          <w:bCs/>
-        </w:rPr>
-        <w:t>CarritoService</w:t>
-      </w:r>
-      <w:proofErr w:type="spellEnd"/>
-      <w:r>
-        <w:rPr>
-          <w:b/>
-          <w:bCs/>
-        </w:rPr>
-        <w:t xml:space="preserve">: </w:t>
+        <w:t xml:space="preserve">MySQL -&gt; CarritoService: </w:t>
       </w:r>
       <w:r>
         <w:t>Devuelve la información del producto</w:t>
@@ -2513,48 +1932,15 @@
           <w:bCs/>
         </w:rPr>
       </w:pPr>
-      <w:proofErr w:type="spellStart"/>
-      <w:r>
-        <w:rPr>
-          <w:b/>
-          <w:bCs/>
-        </w:rPr>
-        <w:t>CarritoService</w:t>
-      </w:r>
-      <w:proofErr w:type="spellEnd"/>
-      <w:r>
-        <w:rPr>
-          <w:b/>
-          <w:bCs/>
-        </w:rPr>
-        <w:t xml:space="preserve"> -&gt; </w:t>
-      </w:r>
-      <w:proofErr w:type="spellStart"/>
-      <w:r>
-        <w:rPr>
-          <w:b/>
-          <w:bCs/>
-        </w:rPr>
-        <w:t>CarritoController</w:t>
-      </w:r>
-      <w:proofErr w:type="spellEnd"/>
-      <w:r>
-        <w:rPr>
-          <w:b/>
-          <w:bCs/>
-        </w:rPr>
-        <w:t xml:space="preserve">: </w:t>
-      </w:r>
-      <w:r>
-        <w:t xml:space="preserve">Se ejecuta la lógica de </w:t>
-      </w:r>
-      <w:proofErr w:type="spellStart"/>
-      <w:r>
-        <w:t>calcularValor</w:t>
-      </w:r>
-      <w:proofErr w:type="spellEnd"/>
-      <w:r>
-        <w:t>() y actualiza el objeto Carrito.</w:t>
+      <w:r>
+        <w:rPr>
+          <w:b/>
+          <w:bCs/>
+        </w:rPr>
+        <w:t xml:space="preserve">CarritoService -&gt; CarritoController: </w:t>
+      </w:r>
+      <w:r>
+        <w:t>Se ejecuta la lógica de calcularValor() y actualiza el objeto Carrito.</w:t>
       </w:r>
     </w:p>
     <w:p>
@@ -2568,37 +1954,12 @@
           <w:bCs/>
         </w:rPr>
       </w:pPr>
-      <w:proofErr w:type="spellStart"/>
-      <w:r>
-        <w:rPr>
-          <w:b/>
-          <w:bCs/>
-        </w:rPr>
-        <w:t>CarritoController</w:t>
-      </w:r>
-      <w:proofErr w:type="spellEnd"/>
-      <w:r>
-        <w:rPr>
-          <w:b/>
-          <w:bCs/>
-        </w:rPr>
-        <w:t xml:space="preserve"> -&gt; </w:t>
-      </w:r>
-      <w:proofErr w:type="spellStart"/>
-      <w:r>
-        <w:rPr>
-          <w:b/>
-          <w:bCs/>
-        </w:rPr>
-        <w:t>React</w:t>
-      </w:r>
-      <w:proofErr w:type="spellEnd"/>
-      <w:r>
-        <w:rPr>
-          <w:b/>
-          <w:bCs/>
-        </w:rPr>
-        <w:t xml:space="preserve">: </w:t>
+      <w:r>
+        <w:rPr>
+          <w:b/>
+          <w:bCs/>
+        </w:rPr>
+        <w:t xml:space="preserve">CarritoController -&gt; React: </w:t>
       </w:r>
       <w:r>
         <w:t>Envía un código de respuesta 200 OK señalando que el proceso se realizó con éxito.</w:t>
